--- a/Пушкина_29/Обращение - Пушкина 29.docx
+++ b/Пушкина_29/Обращение - Пушкина 29.docx
@@ -590,6 +590,14 @@
     </w:p>
     <w:tbl>
       <w:tblPr>
+        <w:tblBorders>
+          <w:top w:val="single" w:sz="8" w:space="0" w:color="000000"/>
+          <w:left w:val="single" w:sz="8" w:space="0" w:color="000000"/>
+          <w:bottom w:val="single" w:sz="8" w:space="0" w:color="000000"/>
+          <w:right w:val="single" w:sz="8" w:space="0" w:color="000000"/>
+          <w:insideH w:val="single" w:sz="8" w:space="0" w:color="000000"/>
+          <w:insideV w:val="single" w:sz="8" w:space="0" w:color="000000"/>
+        </w:tblBorders>
         <w:tblStyle w:val="aff0"/>
         <w:tblW w:w="0" w:type="auto"/>
         <w:jc w:val="center"/>

--- a/Пушкина_29/Обращение - Пушкина 29.docx
+++ b/Пушкина_29/Обращение - Пушкина 29.docx
@@ -385,7 +385,7 @@
         <w:rPr>
           <w:lang w:val="ru-RU"/>
         </w:rPr>
-        <w:t>металлические опоры для сушки белья;</w:t>
+        <w:t>металлические опоры (стойки) для сушки белья в количестве 8 шт. (обозначены на схеме);</w:t>
       </w:r>
     </w:p>
     <w:p>
@@ -534,7 +534,7 @@
           <w:lang w:val="ru-RU"/>
         </w:rPr>
         <w:br/>
-        <w:t xml:space="preserve">1. Схема двора дома № 29 по ул. Пушкина г. Симферополя с обозначением элементов благоустройства, хозпостройки под снос (С1, 1 ед.), сохраняемой кирпичной клумбы «П» (не трогать!), деревьев (4 ед.) и зелёных насаждений под снос (демонтаж), опор ЛЭП под замену (2 ед.) (на основе чертежа межевания территории) — 2 л.</w:t>
+        <w:t xml:space="preserve">1. Схема двора дома № 29 по ул. Пушкина г. Симферополя с обозначением элементов благоустройства, стоек бельевой сушилки под снос (8 шт.), хозпостройки под снос (С1, 1 ед.), сохраняемой кирпичной клумбы «П» (не трогать!), деревьев (4 ед.) и зелёных насаждений под снос (демонтаж), опор ЛЭП под замену (2 ед.) (на основе чертежа межевания территории) — 2 л.</w:t>
       </w:r>
       <w:r>
         <w:rPr>

--- a/Пушкина_29/Обращение - Пушкина 29.docx
+++ b/Пушкина_29/Обращение - Пушкина 29.docx
@@ -1057,7 +1057,7 @@
               <w:rPr>
                 <w:lang w:val="ru-RU"/>
               </w:rPr>
-              <w:t>Аверина Е.Н.</w:t>
+              <w:t>Аверина Е.И.</w:t>
             </w:r>
           </w:p>
         </w:tc>

--- a/Пушкина_29/Обращение - Пушкина 29.docx
+++ b/Пушкина_29/Обращение - Пушкина 29.docx
@@ -742,14 +742,14 @@
               <w:rPr>
                 <w:lang w:val="ru-RU"/>
               </w:rPr>
-              <w:t>Шторгина</w:t>
+              <w:t>Шторгина А.А.</w:t>
             </w:r>
             <w:proofErr w:type="spellEnd"/>
             <w:r>
               <w:rPr>
                 <w:lang w:val="ru-RU"/>
               </w:rPr>
-              <w:t xml:space="preserve"> А.А.</w:t>
+              <w:t xml:space="preserve"/>
             </w:r>
           </w:p>
         </w:tc>
@@ -980,6 +980,83 @@
               <w:rPr>
                 <w:lang w:val="ru-RU"/>
               </w:rPr>
+              <w:t>Меджитова А.Н.</w:t>
+            </w:r>
+          </w:p>
+        </w:tc>
+        <w:tc>
+          <w:tcPr>
+            <w:tcW w:w="2493" w:type="dxa"/>
+          </w:tcPr>
+          <w:p>
+            <w:pPr>
+              <w:spacing w:before="0" w:after="0" w:line="220" w:lineRule="auto"/>
+              <w:jc w:val="center"/>
+              <w:rPr>
+                <w:lang w:val="ru-RU"/>
+              </w:rPr>
+            </w:pPr>
+            <w:r>
+              <w:rPr>
+                <w:lang w:val="ru-RU"/>
+              </w:rPr>
+              <w:t>10</w:t>
+            </w:r>
+          </w:p>
+        </w:tc>
+        <w:tc>
+          <w:tcPr>
+            <w:tcW w:w="2493" w:type="dxa"/>
+          </w:tcPr>
+          <w:p>
+            <w:pPr>
+              <w:spacing w:before="0" w:after="0" w:line="220" w:lineRule="auto"/>
+              <w:rPr>
+                <w:lang w:val="ru-RU"/>
+              </w:rPr>
+            </w:pPr>
+          </w:p>
+        </w:tc>
+      </w:tr>
+      <w:tr>
+        <w:trPr>
+          <w:jc w:val="center"/>
+        </w:trPr>
+        <w:tc>
+          <w:tcPr>
+            <w:tcW w:w="2493" w:type="dxa"/>
+          </w:tcPr>
+          <w:p>
+            <w:pPr>
+              <w:spacing w:before="0" w:after="0" w:line="220" w:lineRule="auto"/>
+              <w:jc w:val="center"/>
+              <w:rPr>
+                <w:lang w:val="ru-RU"/>
+              </w:rPr>
+            </w:pPr>
+            <w:r>
+              <w:rPr>
+                <w:lang w:val="ru-RU"/>
+              </w:rPr>
+              <w:t>5</w:t>
+            </w:r>
+          </w:p>
+        </w:tc>
+        <w:tc>
+          <w:tcPr>
+            <w:tcW w:w="2493" w:type="dxa"/>
+          </w:tcPr>
+          <w:p>
+            <w:pPr>
+              <w:spacing w:before="0" w:after="0" w:line="220" w:lineRule="auto"/>
+              <w:rPr>
+                <w:lang w:val="ru-RU"/>
+              </w:rPr>
+            </w:pPr>
+            <w:r>
+              <w:rPr>
+                <w:lang w:val="ru-RU"/>
+              </w:rPr>
               <w:t>Любимов С.Н.</w:t>
             </w:r>
           </w:p>
@@ -1038,7 +1115,7 @@
               <w:rPr>
                 <w:lang w:val="ru-RU"/>
               </w:rPr>
-              <w:t>5</w:t>
+              <w:t>6</w:t>
             </w:r>
           </w:p>
         </w:tc>
@@ -1053,11 +1130,19 @@
                 <w:lang w:val="ru-RU"/>
               </w:rPr>
             </w:pPr>
+            <w:proofErr w:type="spellStart"/>
             <w:r>
               <w:rPr>
                 <w:lang w:val="ru-RU"/>
               </w:rPr>
               <w:t>Аверина Е.И.</w:t>
+            </w:r>
+            <w:proofErr w:type="spellEnd"/>
+            <w:r>
+              <w:rPr>
+                <w:lang w:val="ru-RU"/>
+              </w:rPr>
+              <w:t xml:space="preserve"/>
             </w:r>
           </w:p>
         </w:tc>
@@ -1115,7 +1200,7 @@
               <w:rPr>
                 <w:lang w:val="ru-RU"/>
               </w:rPr>
-              <w:t>6</w:t>
+              <w:t>7</w:t>
             </w:r>
           </w:p>
         </w:tc>
@@ -1130,19 +1215,11 @@
                 <w:lang w:val="ru-RU"/>
               </w:rPr>
             </w:pPr>
-            <w:proofErr w:type="spellStart"/>
             <w:r>
               <w:rPr>
                 <w:lang w:val="ru-RU"/>
               </w:rPr>
-              <w:t>Свинухов</w:t>
-            </w:r>
-            <w:proofErr w:type="spellEnd"/>
-            <w:r>
-              <w:rPr>
-                <w:lang w:val="ru-RU"/>
-              </w:rPr>
-              <w:t xml:space="preserve"> В.В.</w:t>
+              <w:t>Свинухов В.В.</w:t>
             </w:r>
           </w:p>
         </w:tc>
@@ -1200,7 +1277,7 @@
               <w:rPr>
                 <w:lang w:val="ru-RU"/>
               </w:rPr>
-              <w:t>7</w:t>
+              <w:t>8</w:t>
             </w:r>
           </w:p>
         </w:tc>
@@ -1277,7 +1354,7 @@
               <w:rPr>
                 <w:lang w:val="ru-RU"/>
               </w:rPr>
-              <w:t>8</w:t>
+              <w:t>9</w:t>
             </w:r>
           </w:p>
         </w:tc>
@@ -1354,7 +1431,7 @@
               <w:rPr>
                 <w:lang w:val="ru-RU"/>
               </w:rPr>
-              <w:t>9</w:t>
+              <w:t>10</w:t>
             </w:r>
           </w:p>
         </w:tc>
@@ -1431,7 +1508,7 @@
               <w:rPr>
                 <w:lang w:val="ru-RU"/>
               </w:rPr>
-              <w:t>10</w:t>
+              <w:t>11</w:t>
             </w:r>
           </w:p>
         </w:tc>
@@ -1508,7 +1585,7 @@
               <w:rPr>
                 <w:lang w:val="ru-RU"/>
               </w:rPr>
-              <w:t>11</w:t>
+              <w:t>12</w:t>
             </w:r>
           </w:p>
         </w:tc>
@@ -1524,9 +1601,6 @@
               </w:rPr>
             </w:pPr>
             <w:r>
-              <w:rPr>
-                <w:lang w:val="ru-RU"/>
-              </w:rPr>
               <w:t>Артюхова Н.П.</w:t>
             </w:r>
           </w:p>
@@ -1544,76 +1618,8 @@
               </w:rPr>
             </w:pPr>
             <w:r>
-              <w:rPr>
-                <w:lang w:val="ru-RU"/>
-              </w:rPr>
               <w:t>22</w:t>
             </w:r>
-          </w:p>
-        </w:tc>
-        <w:tc>
-          <w:tcPr>
-            <w:tcW w:w="2493" w:type="dxa"/>
-          </w:tcPr>
-          <w:p>
-            <w:pPr>
-              <w:spacing w:before="0" w:after="0" w:line="220" w:lineRule="auto"/>
-              <w:rPr>
-                <w:lang w:val="ru-RU"/>
-              </w:rPr>
-            </w:pPr>
-          </w:p>
-        </w:tc>
-      </w:tr>
-      <w:tr>
-        <w:trPr>
-          <w:jc w:val="center"/>
-        </w:trPr>
-        <w:tc>
-          <w:tcPr>
-            <w:tcW w:w="2493" w:type="dxa"/>
-          </w:tcPr>
-          <w:p>
-            <w:pPr>
-              <w:spacing w:before="0" w:after="0" w:line="220" w:lineRule="auto"/>
-              <w:jc w:val="center"/>
-              <w:rPr>
-                <w:lang w:val="ru-RU"/>
-              </w:rPr>
-            </w:pPr>
-            <w:r>
-              <w:rPr>
-                <w:lang w:val="ru-RU"/>
-              </w:rPr>
-              <w:t>12</w:t>
-            </w:r>
-          </w:p>
-        </w:tc>
-        <w:tc>
-          <w:tcPr>
-            <w:tcW w:w="2493" w:type="dxa"/>
-          </w:tcPr>
-          <w:p>
-            <w:pPr>
-              <w:spacing w:before="0" w:after="0" w:line="220" w:lineRule="auto"/>
-              <w:rPr>
-                <w:lang w:val="ru-RU"/>
-              </w:rPr>
-            </w:pPr>
-          </w:p>
-        </w:tc>
-        <w:tc>
-          <w:tcPr>
-            <w:tcW w:w="2493" w:type="dxa"/>
-          </w:tcPr>
-          <w:p>
-            <w:pPr>
-              <w:spacing w:before="0" w:after="0" w:line="220" w:lineRule="auto"/>
-              <w:jc w:val="center"/>
-              <w:rPr>
-                <w:lang w:val="ru-RU"/>
-              </w:rPr>
-            </w:pPr>
           </w:p>
         </w:tc>
         <w:tc>

--- a/Пушкина_29/Обращение - Пушкина 29.docx
+++ b/Пушкина_29/Обращение - Пушкина 29.docx
@@ -534,14 +534,14 @@
           <w:lang w:val="ru-RU"/>
         </w:rPr>
         <w:br/>
-        <w:t xml:space="preserve">1. Схема двора дома № 29 по ул. Пушкина г. Симферополя с обозначением элементов благоустройства, стоек бельевой сушилки под снос (8 шт.), хозпостройки под снос (С1, 1 ед.), сохраняемой кирпичной клумбы «П» (не трогать!), деревьев (4 ед.) и зелёных насаждений под снос (демонтаж), опор ЛЭП под замену (2 ед.) (на основе чертежа межевания территории) — 2 л.</w:t>
+        <w:t xml:space="preserve">1. Схема двора дома № 29 по ул. Пушкина г. Симферополя с обозначением элементов благоустройства, стоек бельевой сушилки под снос (8 шт.), хозпостройки под снос (С1, 1 ед.), сохраняемой кирпичной клумбы «П» (не трогать!), деревьев (4 ед.) и зелёных насаждений под снос (демонтаж), опор ЛЭП под замену (2 ед.) (на основе чертежа территории) — 2 л.</w:t>
       </w:r>
       <w:r>
         <w:rPr>
           <w:lang w:val="ru-RU"/>
         </w:rPr>
         <w:br/>
-        <w:t xml:space="preserve">2. Копия чертежа межевания территории (ООО «ГЕОАЛЬЯНС», 2021 г., образуемый участок ЗУ3) — 1 л.</w:t>
+        <w:t xml:space="preserve">2. Копия чертежа территории (ООО «ГЕОАЛЬЯНС», 2021 г., образуемый участок ЗУ3) — 1 л.</w:t>
       </w:r>
     </w:p>
     <w:p>
